--- a/BigDecimal Functional Understanding Document x1.1.docx
+++ b/BigDecimal Functional Understanding Document x1.1.docx
@@ -160,7 +160,29 @@
           <w:sz w:val="40"/>
           <w:szCs w:val="40"/>
         </w:rPr>
-        <w:t xml:space="preserve">v1.2 </w:t>
+        <w:t>v1.</w:t>
+      </w:r>
+      <w:r>
+        <w:rPr>
+          <w:rFonts w:ascii="Segoe UI" w:hAnsi="Segoe UI" w:cs="Segoe UI"/>
+          <w:b/>
+          <w:bCs/>
+          <w:color w:val="4472C4" w:themeColor="accent1"/>
+          <w:sz w:val="40"/>
+          <w:szCs w:val="40"/>
+        </w:rPr>
+        <w:t>3</w:t>
+      </w:r>
+      <w:r>
+        <w:rPr>
+          <w:rFonts w:ascii="Segoe UI" w:hAnsi="Segoe UI" w:cs="Segoe UI"/>
+          <w:b/>
+          <w:bCs/>
+          <w:color w:val="4472C4" w:themeColor="accent1"/>
+          <w:sz w:val="40"/>
+          <w:szCs w:val="40"/>
+        </w:rPr>
+        <w:t xml:space="preserve"> </w:t>
       </w:r>
       <w:r>
         <w:rPr>
@@ -11567,45 +11589,25 @@
       <w:r>
         <w:t xml:space="preserve">Table </w:t>
       </w:r>
-      <w:r>
-        <w:fldChar w:fldCharType="begin"/>
-      </w:r>
-      <w:r>
-        <w:instrText xml:space="preserve"> STYLEREF 1 \s </w:instrText>
-      </w:r>
-      <w:r>
-        <w:fldChar w:fldCharType="separate"/>
-      </w:r>
-      <w:r>
-        <w:rPr>
-          <w:noProof/>
-        </w:rPr>
-        <w:t>5</w:t>
-      </w:r>
-      <w:r>
-        <w:fldChar w:fldCharType="end"/>
-      </w:r>
+      <w:fldSimple w:instr=" STYLEREF 1 \s ">
+        <w:r>
+          <w:rPr>
+            <w:noProof/>
+          </w:rPr>
+          <w:t>5</w:t>
+        </w:r>
+      </w:fldSimple>
       <w:r>
         <w:noBreakHyphen/>
       </w:r>
-      <w:r>
-        <w:fldChar w:fldCharType="begin"/>
-      </w:r>
-      <w:r>
-        <w:instrText xml:space="preserve"> SEQ Table \* ARABIC \s 1 </w:instrText>
-      </w:r>
-      <w:r>
-        <w:fldChar w:fldCharType="separate"/>
-      </w:r>
-      <w:r>
-        <w:rPr>
-          <w:noProof/>
-        </w:rPr>
-        <w:t>1</w:t>
-      </w:r>
-      <w:r>
-        <w:fldChar w:fldCharType="end"/>
-      </w:r>
+      <w:fldSimple w:instr=" SEQ Table \* ARABIC \s 1 ">
+        <w:r>
+          <w:rPr>
+            <w:noProof/>
+          </w:rPr>
+          <w:t>1</w:t>
+        </w:r>
+      </w:fldSimple>
       <w:r>
         <w:t>:</w:t>
       </w:r>
@@ -13068,45 +13070,25 @@
       <w:r>
         <w:t xml:space="preserve">Table </w:t>
       </w:r>
-      <w:r>
-        <w:fldChar w:fldCharType="begin"/>
-      </w:r>
-      <w:r>
-        <w:instrText xml:space="preserve"> STYLEREF 1 \s </w:instrText>
-      </w:r>
-      <w:r>
-        <w:fldChar w:fldCharType="separate"/>
-      </w:r>
-      <w:r>
-        <w:rPr>
-          <w:noProof/>
-        </w:rPr>
-        <w:t>5</w:t>
-      </w:r>
-      <w:r>
-        <w:fldChar w:fldCharType="end"/>
-      </w:r>
+      <w:fldSimple w:instr=" STYLEREF 1 \s ">
+        <w:r>
+          <w:rPr>
+            <w:noProof/>
+          </w:rPr>
+          <w:t>5</w:t>
+        </w:r>
+      </w:fldSimple>
       <w:r>
         <w:noBreakHyphen/>
       </w:r>
-      <w:r>
-        <w:fldChar w:fldCharType="begin"/>
-      </w:r>
-      <w:r>
-        <w:instrText xml:space="preserve"> SEQ Table \* ARABIC \s 1 </w:instrText>
-      </w:r>
-      <w:r>
-        <w:fldChar w:fldCharType="separate"/>
-      </w:r>
-      <w:r>
-        <w:rPr>
-          <w:noProof/>
-        </w:rPr>
-        <w:t>2</w:t>
-      </w:r>
-      <w:r>
-        <w:fldChar w:fldCharType="end"/>
-      </w:r>
+      <w:fldSimple w:instr=" SEQ Table \* ARABIC \s 1 ">
+        <w:r>
+          <w:rPr>
+            <w:noProof/>
+          </w:rPr>
+          <w:t>2</w:t>
+        </w:r>
+      </w:fldSimple>
       <w:bookmarkEnd w:id="35"/>
       <w:r>
         <w:t xml:space="preserve">: </w:t>
@@ -14622,45 +14604,25 @@
       <w:r>
         <w:t xml:space="preserve">Table </w:t>
       </w:r>
-      <w:r>
-        <w:fldChar w:fldCharType="begin"/>
-      </w:r>
-      <w:r>
-        <w:instrText xml:space="preserve"> STYLEREF 1 \s </w:instrText>
-      </w:r>
-      <w:r>
-        <w:fldChar w:fldCharType="separate"/>
-      </w:r>
-      <w:r>
-        <w:rPr>
-          <w:noProof/>
-        </w:rPr>
-        <w:t>5</w:t>
-      </w:r>
-      <w:r>
-        <w:fldChar w:fldCharType="end"/>
-      </w:r>
+      <w:fldSimple w:instr=" STYLEREF 1 \s ">
+        <w:r>
+          <w:rPr>
+            <w:noProof/>
+          </w:rPr>
+          <w:t>5</w:t>
+        </w:r>
+      </w:fldSimple>
       <w:r>
         <w:noBreakHyphen/>
       </w:r>
-      <w:r>
-        <w:fldChar w:fldCharType="begin"/>
-      </w:r>
-      <w:r>
-        <w:instrText xml:space="preserve"> SEQ Table \* ARABIC \s 1 </w:instrText>
-      </w:r>
-      <w:r>
-        <w:fldChar w:fldCharType="separate"/>
-      </w:r>
-      <w:r>
-        <w:rPr>
-          <w:noProof/>
-        </w:rPr>
-        <w:t>3</w:t>
-      </w:r>
-      <w:r>
-        <w:fldChar w:fldCharType="end"/>
-      </w:r>
+      <w:fldSimple w:instr=" SEQ Table \* ARABIC \s 1 ">
+        <w:r>
+          <w:rPr>
+            <w:noProof/>
+          </w:rPr>
+          <w:t>3</w:t>
+        </w:r>
+      </w:fldSimple>
       <w:proofErr w:type="gramStart"/>
       <w:r>
         <w:t>: .</w:t>
@@ -18413,45 +18375,25 @@
       <w:r>
         <w:t xml:space="preserve">Table </w:t>
       </w:r>
-      <w:r>
-        <w:fldChar w:fldCharType="begin"/>
-      </w:r>
-      <w:r>
-        <w:instrText xml:space="preserve"> STYLEREF 1 \s </w:instrText>
-      </w:r>
-      <w:r>
-        <w:fldChar w:fldCharType="separate"/>
-      </w:r>
-      <w:r>
-        <w:rPr>
-          <w:noProof/>
-        </w:rPr>
-        <w:t>5</w:t>
-      </w:r>
-      <w:r>
-        <w:fldChar w:fldCharType="end"/>
-      </w:r>
+      <w:fldSimple w:instr=" STYLEREF 1 \s ">
+        <w:r>
+          <w:rPr>
+            <w:noProof/>
+          </w:rPr>
+          <w:t>5</w:t>
+        </w:r>
+      </w:fldSimple>
       <w:r>
         <w:noBreakHyphen/>
       </w:r>
-      <w:r>
-        <w:fldChar w:fldCharType="begin"/>
-      </w:r>
-      <w:r>
-        <w:instrText xml:space="preserve"> SEQ Table \* ARABIC \s 1 </w:instrText>
-      </w:r>
-      <w:r>
-        <w:fldChar w:fldCharType="separate"/>
-      </w:r>
-      <w:r>
-        <w:rPr>
-          <w:noProof/>
-        </w:rPr>
-        <w:t>4</w:t>
-      </w:r>
-      <w:r>
-        <w:fldChar w:fldCharType="end"/>
-      </w:r>
+      <w:fldSimple w:instr=" SEQ Table \* ARABIC \s 1 ">
+        <w:r>
+          <w:rPr>
+            <w:noProof/>
+          </w:rPr>
+          <w:t>4</w:t>
+        </w:r>
+      </w:fldSimple>
       <w:r>
         <w:t xml:space="preserve">: </w:t>
       </w:r>
@@ -21858,6 +21800,7 @@
   <w:style w:type="character" w:default="1" w:styleId="DefaultParagraphFont">
     <w:name w:val="Default Paragraph Font"/>
     <w:uiPriority w:val="1"/>
+    <w:semiHidden/>
     <w:unhideWhenUsed/>
   </w:style>
   <w:style w:type="table" w:default="1" w:styleId="TableNormal">
